--- a/presentation/ИвановИИ_доклад.docx
+++ b/presentation/ИвановИИ_доклад.docx
@@ -1,6 +1,6 @@
 
 <file path=word/document.xml><?xml version="1.0" encoding="utf-8"?>
-<w:document xmlns:wpc="http://schemas.microsoft.com/office/word/2010/wordprocessingCanvas" xmlns:cx="http://schemas.microsoft.com/office/drawing/2014/chartex" xmlns:cx1="http://schemas.microsoft.com/office/drawing/2015/9/8/chartex" xmlns:cx2="http://schemas.microsoft.com/office/drawing/2015/10/21/chartex" xmlns:cx3="http://schemas.microsoft.com/office/drawing/2016/5/9/chartex" xmlns:cx4="http://schemas.microsoft.com/office/drawing/2016/5/10/chartex" xmlns:cx5="http://schemas.microsoft.com/office/drawing/2016/5/11/chartex" xmlns:cx6="http://schemas.microsoft.com/office/drawing/2016/5/12/chartex" xmlns:cx7="http://schemas.microsoft.com/office/drawing/2016/5/13/chartex" xmlns:cx8="http://schemas.microsoft.com/office/drawing/2016/5/14/chartex" xmlns:mc="http://schemas.openxmlformats.org/markup-compatibility/2006" xmlns:aink="http://schemas.microsoft.com/office/drawing/2016/ink" xmlns:am3d="http://schemas.microsoft.com/office/drawing/2017/model3d" xmlns:o="urn:schemas-microsoft-com:office:office" xmlns:r="http://schemas.openxmlformats.org/officeDocument/2006/relationships" xmlns:m="http://schemas.openxmlformats.org/officeDocument/2006/math" xmlns:v="urn:schemas-microsoft-com:vml" xmlns:wp14="http://schemas.microsoft.com/office/word/2010/wordprocessingDrawing" xmlns:wp="http://schemas.openxmlformats.org/drawingml/2006/wordprocessingDrawing" xmlns:w10="urn:schemas-microsoft-com:office:word" xmlns:w="http://schemas.openxmlformats.org/wordprocessingml/2006/main" xmlns:w14="http://schemas.microsoft.com/office/word/2010/wordml" xmlns:w15="http://schemas.microsoft.com/office/word/2012/wordml" xmlns:w16cid="http://schemas.microsoft.com/office/word/2016/wordml/cid" xmlns:w16se="http://schemas.microsoft.com/office/word/2015/wordml/symex" xmlns:wpg="http://schemas.microsoft.com/office/word/2010/wordprocessingGroup" xmlns:wpi="http://schemas.microsoft.com/office/word/2010/wordprocessingInk" xmlns:wne="http://schemas.microsoft.com/office/word/2006/wordml" xmlns:wps="http://schemas.microsoft.com/office/word/2010/wordprocessingShape" mc:Ignorable="w14 w15 w16se w16cid wp14">
+<w:document xmlns:wpc="http://schemas.microsoft.com/office/word/2010/wordprocessingCanvas" xmlns:cx="http://schemas.microsoft.com/office/drawing/2014/chartex" xmlns:mc="http://schemas.openxmlformats.org/markup-compatibility/2006" xmlns:o="urn:schemas-microsoft-com:office:office" xmlns:r="http://schemas.openxmlformats.org/officeDocument/2006/relationships" xmlns:m="http://schemas.openxmlformats.org/officeDocument/2006/math" xmlns:v="urn:schemas-microsoft-com:vml" xmlns:wp14="http://schemas.microsoft.com/office/word/2010/wordprocessingDrawing" xmlns:wp="http://schemas.openxmlformats.org/drawingml/2006/wordprocessingDrawing" xmlns:w10="urn:schemas-microsoft-com:office:word" xmlns:w="http://schemas.openxmlformats.org/wordprocessingml/2006/main" xmlns:w14="http://schemas.microsoft.com/office/word/2010/wordml" xmlns:w15="http://schemas.microsoft.com/office/word/2012/wordml" xmlns:w16se="http://schemas.microsoft.com/office/word/2015/wordml/symex" xmlns:wpg="http://schemas.microsoft.com/office/word/2010/wordprocessingGroup" xmlns:wpi="http://schemas.microsoft.com/office/word/2010/wordprocessingInk" xmlns:wne="http://schemas.microsoft.com/office/word/2006/wordml" xmlns:wps="http://schemas.microsoft.com/office/word/2010/wordprocessingShape" mc:Ignorable="w14 w15 w16se wp14">
   <w:body>
     <w:p>
       <w:pPr>
@@ -198,23 +198,7 @@
           <w:sz w:val="24"/>
           <w:szCs w:val="24"/>
         </w:rPr>
-        <w:t xml:space="preserve"> разобщенности данных и</w:t>
-      </w:r>
-      <w:r>
-        <w:rPr>
-          <w:rFonts w:ascii="Times New Roman" w:hAnsi="Times New Roman" w:cs="Times New Roman"/>
-          <w:sz w:val="24"/>
-          <w:szCs w:val="24"/>
-        </w:rPr>
-        <w:t xml:space="preserve"> отсутствия единой информационной </w:t>
-      </w:r>
-      <w:r>
-        <w:rPr>
-          <w:rFonts w:ascii="Times New Roman" w:hAnsi="Times New Roman" w:cs="Times New Roman"/>
-          <w:sz w:val="24"/>
-          <w:szCs w:val="24"/>
-        </w:rPr>
-        <w:t>аналитической системы</w:t>
+        <w:t xml:space="preserve"> разобщенности данных</w:t>
       </w:r>
       <w:r>
         <w:rPr>
@@ -311,7 +295,7 @@
           <w:sz w:val="24"/>
           <w:szCs w:val="24"/>
         </w:rPr>
-        <w:t xml:space="preserve">. Специалистам девелоперских компаний и органов власти приходится вручную собирать и сопоставлять эту информацию. </w:t>
+        <w:t xml:space="preserve">. Специалистам девелоперских компаний приходится вручную собирать и сопоставлять эту информацию. </w:t>
       </w:r>
       <w:r>
         <w:rPr>
@@ -328,14 +312,6 @@
           <w:szCs w:val="24"/>
         </w:rPr>
         <w:t xml:space="preserve"> </w:t>
-      </w:r>
-      <w:r>
-        <w:rPr>
-          <w:rFonts w:ascii="Times New Roman" w:hAnsi="Times New Roman" w:cs="Times New Roman"/>
-          <w:sz w:val="24"/>
-          <w:szCs w:val="24"/>
-        </w:rPr>
-        <w:t xml:space="preserve">                                          </w:t>
       </w:r>
       <w:r>
         <w:rPr>
@@ -470,39 +446,57 @@
           <w:sz w:val="24"/>
           <w:szCs w:val="24"/>
         </w:rPr>
-        <w:t xml:space="preserve"> В связи с этим была поставлена задача автоматизировать анализ земельных участков на основе открытых гео</w:t>
-      </w:r>
-      <w:r>
-        <w:rPr>
-          <w:rFonts w:ascii="Times New Roman" w:hAnsi="Times New Roman" w:cs="Times New Roman"/>
-          <w:sz w:val="24"/>
-          <w:szCs w:val="24"/>
-        </w:rPr>
-        <w:t xml:space="preserve">пространственных </w:t>
-      </w:r>
-      <w:r>
-        <w:rPr>
-          <w:rFonts w:ascii="Times New Roman" w:hAnsi="Times New Roman" w:cs="Times New Roman"/>
-          <w:sz w:val="24"/>
-          <w:szCs w:val="24"/>
-        </w:rPr>
-        <w:t xml:space="preserve">данных, кадастровой информации </w:t>
-      </w:r>
-      <w:r>
-        <w:rPr>
-          <w:rFonts w:ascii="Times New Roman" w:hAnsi="Times New Roman" w:cs="Times New Roman"/>
-          <w:sz w:val="24"/>
-          <w:szCs w:val="24"/>
-        </w:rPr>
-        <w:t xml:space="preserve">                     </w:t>
-      </w:r>
-      <w:r>
-        <w:rPr>
-          <w:rFonts w:ascii="Times New Roman" w:hAnsi="Times New Roman" w:cs="Times New Roman"/>
-          <w:sz w:val="24"/>
-          <w:szCs w:val="24"/>
-        </w:rPr>
-        <w:t>и нормативно-правовой базы РФ с применением технологий искусственного интеллекта.</w:t>
+        <w:t xml:space="preserve"> В связи с этим была поставлена </w:t>
+      </w:r>
+      <w:r>
+        <w:rPr>
+          <w:rFonts w:ascii="Times New Roman" w:hAnsi="Times New Roman" w:cs="Times New Roman"/>
+          <w:sz w:val="24"/>
+          <w:szCs w:val="24"/>
+        </w:rPr>
+        <w:t>цель</w:t>
+      </w:r>
+      <w:r>
+        <w:rPr>
+          <w:rFonts w:ascii="Times New Roman" w:hAnsi="Times New Roman" w:cs="Times New Roman"/>
+          <w:sz w:val="24"/>
+          <w:szCs w:val="24"/>
+        </w:rPr>
+        <w:t xml:space="preserve"> автоматизировать анализ </w:t>
+      </w:r>
+      <w:proofErr w:type="gramStart"/>
+      <w:r>
+        <w:rPr>
+          <w:rFonts w:ascii="Times New Roman" w:hAnsi="Times New Roman" w:cs="Times New Roman"/>
+          <w:sz w:val="24"/>
+          <w:szCs w:val="24"/>
+        </w:rPr>
+        <w:t>земельных участков</w:t>
+      </w:r>
+      <w:proofErr w:type="gramEnd"/>
+      <w:r>
+        <w:rPr>
+          <w:rFonts w:ascii="Times New Roman" w:hAnsi="Times New Roman" w:cs="Times New Roman"/>
+          <w:sz w:val="24"/>
+          <w:szCs w:val="24"/>
+        </w:rPr>
+        <w:t xml:space="preserve"> на основе открытых </w:t>
+      </w:r>
+      <w:r>
+        <w:rPr>
+          <w:rFonts w:ascii="Times New Roman" w:hAnsi="Times New Roman" w:cs="Times New Roman"/>
+          <w:sz w:val="24"/>
+          <w:szCs w:val="24"/>
+        </w:rPr>
+        <w:t>данных</w:t>
+      </w:r>
+      <w:r>
+        <w:rPr>
+          <w:rFonts w:ascii="Times New Roman" w:hAnsi="Times New Roman" w:cs="Times New Roman"/>
+          <w:sz w:val="24"/>
+          <w:szCs w:val="24"/>
+        </w:rPr>
+        <w:t xml:space="preserve"> с применением технологий искусственного интеллекта.</w:t>
       </w:r>
       <w:r>
         <w:rPr>
@@ -629,7 +623,7 @@
           <w:sz w:val="24"/>
           <w:szCs w:val="24"/>
         </w:rPr>
-        <w:t xml:space="preserve">Для реализации интеллектуального поиска по нормативной градостроительной документации </w:t>
+        <w:t xml:space="preserve">Для реализации интеллектуального поиска по нормативной документации </w:t>
       </w:r>
       <w:r>
         <w:rPr>
@@ -645,7 +639,7 @@
           <w:sz w:val="24"/>
           <w:szCs w:val="24"/>
         </w:rPr>
-        <w:t xml:space="preserve">обрано более 15 документов. Использованы актуальные редакции с официальных ресурсов. Фрагменты документов </w:t>
+        <w:t xml:space="preserve">обрано более 15 документов. Фрагменты документов </w:t>
       </w:r>
       <w:r>
         <w:rPr>
@@ -834,25 +828,7 @@
           <w:szCs w:val="24"/>
           <w:u w:val="single"/>
         </w:rPr>
-        <w:t xml:space="preserve">Слайд </w:t>
-      </w:r>
-      <w:r>
-        <w:rPr>
-          <w:rFonts w:ascii="Times New Roman" w:hAnsi="Times New Roman" w:cs="Times New Roman"/>
-          <w:sz w:val="24"/>
-          <w:szCs w:val="24"/>
-          <w:u w:val="single"/>
-        </w:rPr>
-        <w:t>7</w:t>
-      </w:r>
-      <w:r>
-        <w:rPr>
-          <w:rFonts w:ascii="Times New Roman" w:hAnsi="Times New Roman" w:cs="Times New Roman"/>
-          <w:sz w:val="24"/>
-          <w:szCs w:val="24"/>
-          <w:u w:val="single"/>
-        </w:rPr>
-        <w:t>.</w:t>
+        <w:t>Слайд 7.</w:t>
       </w:r>
       <w:r>
         <w:rPr>
@@ -897,16 +873,7 @@
           <w:szCs w:val="24"/>
           <w:u w:val="single"/>
         </w:rPr>
-        <w:t xml:space="preserve">Слайд </w:t>
-      </w:r>
-      <w:r>
-        <w:rPr>
-          <w:rFonts w:ascii="Times New Roman" w:hAnsi="Times New Roman" w:cs="Times New Roman"/>
-          <w:sz w:val="24"/>
-          <w:szCs w:val="24"/>
-          <w:u w:val="single"/>
-        </w:rPr>
-        <w:t>8</w:t>
+        <w:t>Слайд 8</w:t>
       </w:r>
       <w:r>
         <w:rPr>
@@ -968,33 +935,25 @@
           <w:sz w:val="24"/>
           <w:szCs w:val="24"/>
         </w:rPr>
-        <w:t>Начало</w:t>
-      </w:r>
-      <w:r>
-        <w:rPr>
-          <w:rFonts w:ascii="Times New Roman" w:hAnsi="Times New Roman" w:cs="Times New Roman"/>
-          <w:sz w:val="24"/>
-          <w:szCs w:val="24"/>
-        </w:rPr>
-        <w:t xml:space="preserve"> показа видео</w:t>
+        <w:t>Начало показа видео</w:t>
+      </w:r>
+      <w:r>
+        <w:rPr>
+          <w:rFonts w:ascii="Times New Roman" w:hAnsi="Times New Roman" w:cs="Times New Roman"/>
+          <w:sz w:val="24"/>
+          <w:szCs w:val="24"/>
+        </w:rPr>
+        <w:t>]</w:t>
+      </w:r>
+      <w:r>
+        <w:rPr>
+          <w:rFonts w:ascii="Times New Roman" w:hAnsi="Times New Roman" w:cs="Times New Roman"/>
+          <w:sz w:val="24"/>
+          <w:szCs w:val="24"/>
+        </w:rPr>
+        <w:t xml:space="preserve"> </w:t>
       </w:r>
       <w:proofErr w:type="gramStart"/>
-      <w:r>
-        <w:rPr>
-          <w:rFonts w:ascii="Times New Roman" w:hAnsi="Times New Roman" w:cs="Times New Roman"/>
-          <w:sz w:val="24"/>
-          <w:szCs w:val="24"/>
-        </w:rPr>
-        <w:t>]</w:t>
-      </w:r>
-      <w:r>
-        <w:rPr>
-          <w:rFonts w:ascii="Times New Roman" w:hAnsi="Times New Roman" w:cs="Times New Roman"/>
-          <w:sz w:val="24"/>
-          <w:szCs w:val="24"/>
-        </w:rPr>
-        <w:t xml:space="preserve"> </w:t>
-      </w:r>
       <w:r>
         <w:rPr>
           <w:rFonts w:ascii="Times New Roman" w:hAnsi="Times New Roman" w:cs="Times New Roman"/>
@@ -1136,7 +1095,23 @@
           <w:sz w:val="24"/>
           <w:szCs w:val="24"/>
         </w:rPr>
-        <w:t xml:space="preserve"> Далее пользователь может общаться с ИИ-консультантом посредством сообщений во всплывающем окне чата и задавать уточняющие вопросы по строительству объектов на участке. История диалога </w:t>
+        <w:t xml:space="preserve"> Далее пользователь может общаться с ИИ-консульта</w:t>
+      </w:r>
+      <w:r>
+        <w:rPr>
+          <w:rFonts w:ascii="Times New Roman" w:hAnsi="Times New Roman" w:cs="Times New Roman"/>
+          <w:sz w:val="24"/>
+          <w:szCs w:val="24"/>
+        </w:rPr>
+        <w:t xml:space="preserve">нтом посредством сообщений в </w:t>
+      </w:r>
+      <w:r>
+        <w:rPr>
+          <w:rFonts w:ascii="Times New Roman" w:hAnsi="Times New Roman" w:cs="Times New Roman"/>
+          <w:sz w:val="24"/>
+          <w:szCs w:val="24"/>
+        </w:rPr>
+        <w:t xml:space="preserve">окне чата и задавать уточняющие вопросы по строительству объектов на участке. История диалога </w:t>
       </w:r>
       <w:r>
         <w:rPr>
@@ -1168,26 +1143,31 @@
           <w:sz w:val="24"/>
           <w:szCs w:val="24"/>
         </w:rPr>
-        <w:t xml:space="preserve">хранится в рамках одной пользовательской сессии, каждый ответ виртуального ассистента дается с учетом истории общения с пользователем, а также при необходимости с указанием ссылок на фрагменты в соответствующих источниках нормативной документации по градостроительству. Также есть возможность выделить </w:t>
-      </w:r>
-      <w:r>
-        <w:rPr>
-          <w:rFonts w:ascii="Times New Roman" w:hAnsi="Times New Roman" w:cs="Times New Roman"/>
-          <w:sz w:val="24"/>
-          <w:szCs w:val="24"/>
-        </w:rPr>
-        <w:t>несколько участков одновременно</w:t>
-      </w:r>
-      <w:r>
-        <w:t xml:space="preserve">, </w:t>
-      </w:r>
-      <w:r>
-        <w:rPr>
-          <w:rFonts w:ascii="Times New Roman" w:hAnsi="Times New Roman" w:cs="Times New Roman"/>
-          <w:sz w:val="24"/>
-          <w:szCs w:val="24"/>
-        </w:rPr>
-        <w:t>что позволяет сравнивать участки и выбирать лучший</w:t>
+        <w:t xml:space="preserve">хранится в рамках одной пользовательской сессии, ответ виртуального ассистента дается при необходимости с указанием ссылок на фрагменты в соответствующих источниках нормативной документации. Также есть </w:t>
+      </w:r>
+      <w:r>
+        <w:rPr>
+          <w:rFonts w:ascii="Times New Roman" w:hAnsi="Times New Roman" w:cs="Times New Roman"/>
+          <w:sz w:val="24"/>
+          <w:szCs w:val="24"/>
+        </w:rPr>
+        <w:t xml:space="preserve">возможность </w:t>
+      </w:r>
+      <w:r>
+        <w:rPr>
+          <w:rFonts w:ascii="Times New Roman" w:hAnsi="Times New Roman" w:cs="Times New Roman"/>
+          <w:sz w:val="24"/>
+          <w:szCs w:val="24"/>
+        </w:rPr>
+        <w:t xml:space="preserve">сравнивать </w:t>
+      </w:r>
+      <w:r>
+        <w:rPr>
+          <w:rFonts w:ascii="Times New Roman" w:hAnsi="Times New Roman" w:cs="Times New Roman"/>
+          <w:sz w:val="24"/>
+          <w:szCs w:val="24"/>
+        </w:rPr>
+        <w:t>участки и выбирать лучший</w:t>
       </w:r>
       <w:r>
         <w:rPr>
@@ -1406,6 +1386,23 @@
           <w:sz w:val="24"/>
           <w:szCs w:val="24"/>
         </w:rPr>
+        <w:t xml:space="preserve">, </w:t>
+      </w:r>
+      <w:r>
+        <w:rPr>
+          <w:rFonts w:ascii="Times New Roman" w:hAnsi="Times New Roman" w:cs="Times New Roman"/>
+          <w:sz w:val="24"/>
+          <w:szCs w:val="24"/>
+          <w:lang w:val="en-US"/>
+        </w:rPr>
+        <w:t>RAG</w:t>
+      </w:r>
+      <w:r>
+        <w:rPr>
+          <w:rFonts w:ascii="Times New Roman" w:hAnsi="Times New Roman" w:cs="Times New Roman"/>
+          <w:sz w:val="24"/>
+          <w:szCs w:val="24"/>
+        </w:rPr>
         <w:t>)</w:t>
       </w:r>
       <w:r>
@@ -1488,32 +1485,31 @@
           <w:sz w:val="24"/>
           <w:szCs w:val="24"/>
         </w:rPr>
-        <w:t xml:space="preserve">т их в языковую модель вместе с </w:t>
-      </w:r>
-      <w:r>
-        <w:rPr>
-          <w:rFonts w:ascii="Times New Roman" w:hAnsi="Times New Roman" w:cs="Times New Roman"/>
-          <w:sz w:val="24"/>
-          <w:szCs w:val="24"/>
-        </w:rPr>
-        <w:lastRenderedPageBreak/>
-        <w:t>вопросом. Модель формирует ответ, опираясь исключительно на найденные нормативы. Это исключает галлюцинации и да</w:t>
-      </w:r>
-      <w:r>
-        <w:rPr>
-          <w:rFonts w:ascii="Times New Roman" w:hAnsi="Times New Roman" w:cs="Times New Roman"/>
-          <w:sz w:val="24"/>
-          <w:szCs w:val="24"/>
-        </w:rPr>
-        <w:t>е</w:t>
-      </w:r>
-      <w:r>
-        <w:rPr>
-          <w:rFonts w:ascii="Times New Roman" w:hAnsi="Times New Roman" w:cs="Times New Roman"/>
-          <w:sz w:val="24"/>
-          <w:szCs w:val="24"/>
-        </w:rPr>
-        <w:t>т ссылки на конкретные источники.</w:t>
+        <w:t>т их в языковую модель вместе с вопросом. Модель формирует ответ, опираясь исключ</w:t>
+      </w:r>
+      <w:r>
+        <w:rPr>
+          <w:rFonts w:ascii="Times New Roman" w:hAnsi="Times New Roman" w:cs="Times New Roman"/>
+          <w:sz w:val="24"/>
+          <w:szCs w:val="24"/>
+        </w:rPr>
+        <w:t xml:space="preserve">ительно на найденные нормативы, что </w:t>
+      </w:r>
+      <w:r>
+        <w:rPr>
+          <w:rFonts w:ascii="Times New Roman" w:hAnsi="Times New Roman" w:cs="Times New Roman"/>
+          <w:sz w:val="24"/>
+          <w:szCs w:val="24"/>
+        </w:rPr>
+        <w:t>исключает галлюцинации</w:t>
+      </w:r>
+      <w:r>
+        <w:rPr>
+          <w:rFonts w:ascii="Times New Roman" w:hAnsi="Times New Roman" w:cs="Times New Roman"/>
+          <w:sz w:val="24"/>
+          <w:szCs w:val="24"/>
+        </w:rPr>
+        <w:t>.</w:t>
       </w:r>
       <w:r>
         <w:rPr>
@@ -1547,7 +1543,7 @@
           <w:sz w:val="24"/>
           <w:szCs w:val="24"/>
         </w:rPr>
-        <w:t xml:space="preserve"> архитектура: все модули взаимодействуют </w:t>
+        <w:t xml:space="preserve"> архитектура: модули взаимодействуют </w:t>
       </w:r>
       <w:r>
         <w:rPr>
@@ -1563,82 +1559,7 @@
           <w:sz w:val="24"/>
           <w:szCs w:val="24"/>
         </w:rPr>
-        <w:t>REST API. Когда нужно получить от</w:t>
-      </w:r>
-      <w:bookmarkStart w:id="0" w:name="_GoBack"/>
-      <w:bookmarkEnd w:id="0"/>
-      <w:r>
-        <w:rPr>
-          <w:rFonts w:ascii="Times New Roman" w:hAnsi="Times New Roman" w:cs="Times New Roman"/>
-          <w:sz w:val="24"/>
-          <w:szCs w:val="24"/>
-        </w:rPr>
-        <w:t xml:space="preserve">вет со ссылками на нормативные документы, запрос отправляется </w:t>
-      </w:r>
-      <w:r>
-        <w:rPr>
-          <w:rFonts w:ascii="Times New Roman" w:hAnsi="Times New Roman" w:cs="Times New Roman"/>
-          <w:sz w:val="24"/>
-          <w:szCs w:val="24"/>
-        </w:rPr>
-        <w:t xml:space="preserve">с клиентской части приложения </w:t>
-      </w:r>
-      <w:r>
-        <w:rPr>
-          <w:rFonts w:ascii="Times New Roman" w:hAnsi="Times New Roman" w:cs="Times New Roman"/>
-          <w:sz w:val="24"/>
-          <w:szCs w:val="24"/>
-        </w:rPr>
-        <w:t xml:space="preserve">в отдельный </w:t>
-      </w:r>
-      <w:r>
-        <w:rPr>
-          <w:rFonts w:ascii="Times New Roman" w:hAnsi="Times New Roman" w:cs="Times New Roman"/>
-          <w:sz w:val="24"/>
-          <w:szCs w:val="24"/>
-          <w:lang w:val="en-US"/>
-        </w:rPr>
-        <w:t>RAG</w:t>
-      </w:r>
-      <w:r>
-        <w:rPr>
-          <w:rFonts w:ascii="Times New Roman" w:hAnsi="Times New Roman" w:cs="Times New Roman"/>
-          <w:sz w:val="24"/>
-          <w:szCs w:val="24"/>
-        </w:rPr>
-        <w:t>-</w:t>
-      </w:r>
-      <w:r>
-        <w:rPr>
-          <w:rFonts w:ascii="Times New Roman" w:hAnsi="Times New Roman" w:cs="Times New Roman"/>
-          <w:sz w:val="24"/>
-          <w:szCs w:val="24"/>
-        </w:rPr>
-        <w:t>модуль,</w:t>
-      </w:r>
-      <w:r>
-        <w:rPr>
-          <w:rFonts w:ascii="Times New Roman" w:hAnsi="Times New Roman" w:cs="Times New Roman"/>
-          <w:sz w:val="24"/>
-          <w:szCs w:val="24"/>
-        </w:rPr>
-        <w:t xml:space="preserve"> </w:t>
-      </w:r>
-      <w:r>
-        <w:rPr>
-          <w:rFonts w:ascii="Times New Roman" w:hAnsi="Times New Roman" w:cs="Times New Roman"/>
-          <w:sz w:val="24"/>
-          <w:szCs w:val="24"/>
-        </w:rPr>
-        <w:t>а остальные данные обрабатываются бэкенд-сервером</w:t>
-      </w:r>
-      <w:r>
-        <w:rPr>
-          <w:rFonts w:ascii="Times New Roman" w:hAnsi="Times New Roman" w:cs="Times New Roman"/>
-          <w:sz w:val="24"/>
-          <w:szCs w:val="24"/>
-        </w:rPr>
-        <w:t>, который взаимодействует с облачными сервисами.</w:t>
+        <w:t>REST API.</w:t>
       </w:r>
     </w:p>
     <w:p>
@@ -1663,6 +1584,7 @@
           <w:szCs w:val="24"/>
           <w:u w:val="single"/>
         </w:rPr>
+        <w:lastRenderedPageBreak/>
         <w:t>Слайд 1</w:t>
       </w:r>
       <w:r>
@@ -1723,65 +1645,15 @@
           <w:sz w:val="24"/>
           <w:szCs w:val="24"/>
         </w:rPr>
-        <w:t>, гибридный поиск и верификация ответов. Теперь система формирует несколько вариантов запроса</w:t>
-      </w:r>
-      <w:r>
-        <w:rPr>
-          <w:rFonts w:ascii="Times New Roman" w:hAnsi="Times New Roman" w:cs="Times New Roman"/>
-          <w:sz w:val="24"/>
-          <w:szCs w:val="24"/>
-        </w:rPr>
-        <w:t xml:space="preserve"> пользователя</w:t>
-      </w:r>
-      <w:r>
-        <w:rPr>
-          <w:rFonts w:ascii="Times New Roman" w:hAnsi="Times New Roman" w:cs="Times New Roman"/>
-          <w:sz w:val="24"/>
-          <w:szCs w:val="24"/>
-        </w:rPr>
-        <w:t xml:space="preserve">, ищет информацию одновременно по смыслу </w:t>
-      </w:r>
-      <w:proofErr w:type="gramStart"/>
-      <w:r>
-        <w:rPr>
-          <w:rFonts w:ascii="Times New Roman" w:hAnsi="Times New Roman" w:cs="Times New Roman"/>
-          <w:sz w:val="24"/>
-          <w:szCs w:val="24"/>
-        </w:rPr>
-        <w:t>и по ключевым словам</w:t>
-      </w:r>
-      <w:proofErr w:type="gramEnd"/>
-      <w:r>
-        <w:rPr>
-          <w:rFonts w:ascii="Times New Roman" w:hAnsi="Times New Roman" w:cs="Times New Roman"/>
-          <w:sz w:val="24"/>
-          <w:szCs w:val="24"/>
-        </w:rPr>
-        <w:t xml:space="preserve">, а затем дополнительно проверяет сгенерированный ответ на соответствие </w:t>
-      </w:r>
-      <w:r>
-        <w:rPr>
-          <w:rFonts w:ascii="Times New Roman" w:hAnsi="Times New Roman" w:cs="Times New Roman"/>
-          <w:sz w:val="24"/>
-          <w:szCs w:val="24"/>
-        </w:rPr>
-        <w:t xml:space="preserve">                                    </w:t>
-      </w:r>
-      <w:r>
-        <w:rPr>
-          <w:rFonts w:ascii="Times New Roman" w:hAnsi="Times New Roman" w:cs="Times New Roman"/>
-          <w:sz w:val="24"/>
-          <w:szCs w:val="24"/>
-        </w:rPr>
-        <w:t>найденным источникам</w:t>
-      </w:r>
-      <w:r>
-        <w:rPr>
-          <w:rFonts w:ascii="Times New Roman" w:hAnsi="Times New Roman" w:cs="Times New Roman"/>
-          <w:sz w:val="24"/>
-          <w:szCs w:val="24"/>
-        </w:rPr>
-        <w:t xml:space="preserve"> и при необходимости генерирует заново.</w:t>
+        <w:t>, гибридн</w:t>
+      </w:r>
+      <w:r>
+        <w:rPr>
+          <w:rFonts w:ascii="Times New Roman" w:hAnsi="Times New Roman" w:cs="Times New Roman"/>
+          <w:sz w:val="24"/>
+          <w:szCs w:val="24"/>
+        </w:rPr>
+        <w:t>ый поиск и верификация ответов.</w:t>
       </w:r>
     </w:p>
     <w:p>
@@ -1839,67 +1711,6 @@
           <w:sz w:val="24"/>
           <w:szCs w:val="24"/>
         </w:rPr>
-        <w:t xml:space="preserve">Было проведено 4 эксперимента по тестированию </w:t>
-      </w:r>
-      <w:r>
-        <w:rPr>
-          <w:rFonts w:ascii="Times New Roman" w:hAnsi="Times New Roman" w:cs="Times New Roman"/>
-          <w:sz w:val="24"/>
-          <w:szCs w:val="24"/>
-          <w:lang w:val="en-US"/>
-        </w:rPr>
-        <w:t>RAG</w:t>
-      </w:r>
-      <w:r>
-        <w:rPr>
-          <w:rFonts w:ascii="Times New Roman" w:hAnsi="Times New Roman" w:cs="Times New Roman"/>
-          <w:sz w:val="24"/>
-          <w:szCs w:val="24"/>
-        </w:rPr>
-        <w:t xml:space="preserve">-системы                                  на синтетически сгенерированном с использованием большой языковой модели </w:t>
-      </w:r>
-      <w:proofErr w:type="spellStart"/>
-      <w:r>
-        <w:rPr>
-          <w:rFonts w:ascii="Times New Roman" w:hAnsi="Times New Roman" w:cs="Times New Roman"/>
-          <w:sz w:val="24"/>
-          <w:szCs w:val="24"/>
-          <w:lang w:val="en-US"/>
-        </w:rPr>
-        <w:t>claude</w:t>
-      </w:r>
-      <w:proofErr w:type="spellEnd"/>
-      <w:r>
-        <w:rPr>
-          <w:rFonts w:ascii="Times New Roman" w:hAnsi="Times New Roman" w:cs="Times New Roman"/>
-          <w:sz w:val="24"/>
-          <w:szCs w:val="24"/>
-        </w:rPr>
-        <w:t xml:space="preserve"> </w:t>
-      </w:r>
-      <w:r>
-        <w:rPr>
-          <w:rFonts w:ascii="Times New Roman" w:hAnsi="Times New Roman" w:cs="Times New Roman"/>
-          <w:sz w:val="24"/>
-          <w:szCs w:val="24"/>
-          <w:lang w:val="en-US"/>
-        </w:rPr>
-        <w:t>opus</w:t>
-      </w:r>
-      <w:r>
-        <w:rPr>
-          <w:rFonts w:ascii="Times New Roman" w:hAnsi="Times New Roman" w:cs="Times New Roman"/>
-          <w:sz w:val="24"/>
-          <w:szCs w:val="24"/>
-        </w:rPr>
-        <w:t xml:space="preserve"> 4.6 наборе данных вопросов и эталонных ответов ИИ-консультанта. </w:t>
-      </w:r>
-      <w:r>
-        <w:rPr>
-          <w:rFonts w:ascii="Times New Roman" w:hAnsi="Times New Roman" w:cs="Times New Roman"/>
-          <w:sz w:val="24"/>
-          <w:szCs w:val="24"/>
-        </w:rPr>
         <w:t>На данном слайде показаны и</w:t>
       </w:r>
       <w:r>
@@ -2049,18 +1860,8 @@
           <w:sz w:val="24"/>
           <w:szCs w:val="24"/>
         </w:rPr>
-        <w:t xml:space="preserve"> была выполнена</w:t>
-      </w:r>
-      <w:proofErr w:type="gramStart"/>
-      <w:r>
-        <w:rPr>
-          <w:rFonts w:ascii="Times New Roman" w:hAnsi="Times New Roman" w:cs="Times New Roman"/>
-          <w:sz w:val="24"/>
-          <w:szCs w:val="24"/>
-        </w:rPr>
-        <w:t>.</w:t>
-      </w:r>
-      <w:proofErr w:type="gramEnd"/>
+        <w:t xml:space="preserve"> была выполнена.</w:t>
+      </w:r>
       <w:r>
         <w:rPr>
           <w:rFonts w:ascii="Times New Roman" w:hAnsi="Times New Roman" w:cs="Times New Roman"/>
@@ -2123,15 +1924,7 @@
           <w:sz w:val="24"/>
           <w:szCs w:val="24"/>
         </w:rPr>
-        <w:t>400</w:t>
-      </w:r>
-      <w:r>
-        <w:rPr>
-          <w:rFonts w:ascii="Times New Roman" w:hAnsi="Times New Roman" w:cs="Times New Roman"/>
-          <w:sz w:val="24"/>
-          <w:szCs w:val="24"/>
-        </w:rPr>
-        <w:t xml:space="preserve"> </w:t>
+        <w:t xml:space="preserve">400 </w:t>
       </w:r>
       <w:proofErr w:type="spellStart"/>
       <w:proofErr w:type="gramStart"/>
@@ -2247,6 +2040,62 @@
           <w:sz w:val="24"/>
           <w:szCs w:val="24"/>
         </w:rPr>
+        <w:t>Также был заключен договор с ООО «</w:t>
+      </w:r>
+      <w:r>
+        <w:rPr>
+          <w:rFonts w:ascii="Times New Roman" w:hAnsi="Times New Roman" w:cs="Times New Roman"/>
+          <w:sz w:val="24"/>
+          <w:szCs w:val="24"/>
+        </w:rPr>
+        <w:t>Свой дом</w:t>
+      </w:r>
+      <w:r>
+        <w:rPr>
+          <w:rFonts w:ascii="Times New Roman" w:hAnsi="Times New Roman" w:cs="Times New Roman"/>
+          <w:sz w:val="24"/>
+          <w:szCs w:val="24"/>
+        </w:rPr>
+        <w:t>»</w:t>
+      </w:r>
+      <w:r>
+        <w:rPr>
+          <w:rFonts w:ascii="Times New Roman" w:hAnsi="Times New Roman" w:cs="Times New Roman"/>
+          <w:sz w:val="24"/>
+          <w:szCs w:val="24"/>
+        </w:rPr>
+        <w:t xml:space="preserve"> на </w:t>
+      </w:r>
+      <w:r>
+        <w:rPr>
+          <w:rFonts w:ascii="Times New Roman" w:hAnsi="Times New Roman" w:cs="Times New Roman"/>
+          <w:sz w:val="24"/>
+          <w:szCs w:val="24"/>
+        </w:rPr>
+        <w:t xml:space="preserve">интеграцию разработанного решения в аналитические бизнес-процессы </w:t>
+      </w:r>
+      <w:r>
+        <w:rPr>
+          <w:rFonts w:ascii="Times New Roman" w:hAnsi="Times New Roman" w:cs="Times New Roman"/>
+          <w:sz w:val="24"/>
+          <w:szCs w:val="24"/>
+        </w:rPr>
+        <w:t>компании</w:t>
+      </w:r>
+      <w:r>
+        <w:rPr>
+          <w:rFonts w:ascii="Times New Roman" w:hAnsi="Times New Roman" w:cs="Times New Roman"/>
+          <w:sz w:val="24"/>
+          <w:szCs w:val="24"/>
+        </w:rPr>
+        <w:t xml:space="preserve">. </w:t>
+      </w:r>
+      <w:r>
+        <w:rPr>
+          <w:rFonts w:ascii="Times New Roman" w:hAnsi="Times New Roman" w:cs="Times New Roman"/>
+          <w:sz w:val="24"/>
+          <w:szCs w:val="24"/>
+        </w:rPr>
         <w:t xml:space="preserve">Перспективы развития решения включают </w:t>
       </w:r>
       <w:r>
@@ -2273,15 +2122,15 @@
           <w:sz w:val="24"/>
           <w:szCs w:val="24"/>
         </w:rPr>
-        <w:t xml:space="preserve"> подхода, когда </w:t>
-      </w:r>
-      <w:r>
-        <w:rPr>
-          <w:rFonts w:ascii="Times New Roman" w:hAnsi="Times New Roman" w:cs="Times New Roman"/>
-          <w:sz w:val="24"/>
-          <w:szCs w:val="24"/>
-        </w:rPr>
-        <w:t xml:space="preserve">                    </w:t>
+        <w:t xml:space="preserve"> подхода, когда</w:t>
+      </w:r>
+      <w:r>
+        <w:rPr>
+          <w:rFonts w:ascii="Times New Roman" w:hAnsi="Times New Roman" w:cs="Times New Roman"/>
+          <w:sz w:val="24"/>
+          <w:szCs w:val="24"/>
+        </w:rPr>
+        <w:t xml:space="preserve"> </w:t>
       </w:r>
       <w:r>
         <w:rPr>
@@ -2297,7 +2146,17 @@
           <w:sz w:val="24"/>
           <w:szCs w:val="24"/>
         </w:rPr>
-        <w:t xml:space="preserve"> для ответа на пользовательский запрос, а также планируется разработка десктопной и мобильной версий приложения.</w:t>
+        <w:t xml:space="preserve"> для ответа на пользовательский запрос, а также планируется разработк</w:t>
+      </w:r>
+      <w:bookmarkStart w:id="0" w:name="_GoBack"/>
+      <w:bookmarkEnd w:id="0"/>
+      <w:r>
+        <w:rPr>
+          <w:rFonts w:ascii="Times New Roman" w:hAnsi="Times New Roman" w:cs="Times New Roman"/>
+          <w:sz w:val="24"/>
+          <w:szCs w:val="24"/>
+        </w:rPr>
+        <w:t>а десктопной и мобильной версий приложения.</w:t>
       </w:r>
     </w:p>
     <w:p>
@@ -2403,7 +2262,7 @@
 </file>
 
 <file path=word/styles.xml><?xml version="1.0" encoding="utf-8"?>
-<w:styles xmlns:mc="http://schemas.openxmlformats.org/markup-compatibility/2006" xmlns:r="http://schemas.openxmlformats.org/officeDocument/2006/relationships" xmlns:w="http://schemas.openxmlformats.org/wordprocessingml/2006/main" xmlns:w14="http://schemas.microsoft.com/office/word/2010/wordml" xmlns:w15="http://schemas.microsoft.com/office/word/2012/wordml" xmlns:w16cid="http://schemas.microsoft.com/office/word/2016/wordml/cid" xmlns:w16se="http://schemas.microsoft.com/office/word/2015/wordml/symex" mc:Ignorable="w14 w15 w16se w16cid">
+<w:styles xmlns:mc="http://schemas.openxmlformats.org/markup-compatibility/2006" xmlns:r="http://schemas.openxmlformats.org/officeDocument/2006/relationships" xmlns:w="http://schemas.openxmlformats.org/wordprocessingml/2006/main" xmlns:w14="http://schemas.microsoft.com/office/word/2010/wordml" xmlns:w15="http://schemas.microsoft.com/office/word/2012/wordml" xmlns:w16se="http://schemas.microsoft.com/office/word/2015/wordml/symex" mc:Ignorable="w14 w15 w16se">
   <w:docDefaults>
     <w:rPrDefault>
       <w:rPr>
@@ -2419,7 +2278,7 @@
       </w:pPr>
     </w:pPrDefault>
   </w:docDefaults>
-  <w:latentStyles w:defLockedState="0" w:defUIPriority="99" w:defSemiHidden="0" w:defUnhideWhenUsed="0" w:defQFormat="0" w:count="375">
+  <w:latentStyles w:defLockedState="0" w:defUIPriority="99" w:defSemiHidden="0" w:defUnhideWhenUsed="0" w:defQFormat="0" w:count="371">
     <w:lsdException w:name="Normal" w:uiPriority="0" w:qFormat="1"/>
     <w:lsdException w:name="heading 1" w:uiPriority="9" w:qFormat="1"/>
     <w:lsdException w:name="heading 2" w:semiHidden="1" w:uiPriority="9" w:unhideWhenUsed="1" w:qFormat="1"/>
@@ -2791,10 +2650,6 @@
     <w:lsdException w:name="List Table 5 Dark Accent 6" w:uiPriority="50"/>
     <w:lsdException w:name="List Table 6 Colorful Accent 6" w:uiPriority="51"/>
     <w:lsdException w:name="List Table 7 Colorful Accent 6" w:uiPriority="52"/>
-    <w:lsdException w:name="Mention" w:semiHidden="1" w:unhideWhenUsed="1"/>
-    <w:lsdException w:name="Smart Hyperlink" w:semiHidden="1" w:unhideWhenUsed="1"/>
-    <w:lsdException w:name="Hashtag" w:semiHidden="1" w:unhideWhenUsed="1"/>
-    <w:lsdException w:name="Unresolved Mention" w:semiHidden="1" w:unhideWhenUsed="1"/>
   </w:latentStyles>
   <w:style w:type="paragraph" w:default="1" w:styleId="a">
     <w:name w:val="Normal"/>
@@ -2804,6 +2659,7 @@
   <w:style w:type="character" w:default="1" w:styleId="a0">
     <w:name w:val="Default Paragraph Font"/>
     <w:uiPriority w:val="1"/>
+    <w:semiHidden/>
     <w:unhideWhenUsed/>
   </w:style>
   <w:style w:type="table" w:default="1" w:styleId="a1">
